--- a/databases/Database Narrative.docx
+++ b/databases/Database Narrative.docx
@@ -167,13 +167,7 @@
     </w:p>
     <w:p>
       <w:r>
-        <w:t xml:space="preserve">AI use acknowledgment: OpenAI Codex assisted with research, drafting, code development, </w:t>
-      </w:r>
-      <w:r>
-        <w:t>and document preparation</w:t>
-      </w:r>
-      <w:r>
-        <w:t>. I am responsible for reviewing the work, understanding the implementation, and ensuring that the final submission accurately reflects my experience.</w:t>
+        <w:t>AI use acknowledgment: Open AI Codex helped me understand the problem, research, and some agentic coding. The final project was still driven by me.</w:t>
       </w:r>
     </w:p>
     <w:p>
